--- a/Data_Technician_Workbook_Week_4/Data_Technician_Workbook_Week_4.docx
+++ b/Data_Technician_Workbook_Week_4/Data_Technician_Workbook_Week_4.docx
@@ -885,6 +885,26 @@
                 <w:szCs w:val="28"/>
               </w:rPr>
               <w:t xml:space="preserve">Name: </w:t>
+            </w:r>
+            <w:proofErr w:type="spellStart"/>
+            <w:r>
+              <w:rPr>
+                <w:rFonts w:asciiTheme="minorHAnsi" w:hAnsiTheme="minorHAnsi" w:cstheme="minorHAnsi"/>
+                <w:color w:val="auto"/>
+                <w:sz w:val="28"/>
+                <w:szCs w:val="28"/>
+              </w:rPr>
+              <w:t>Sabawoon</w:t>
+            </w:r>
+            <w:proofErr w:type="spellEnd"/>
+            <w:r>
+              <w:rPr>
+                <w:rFonts w:asciiTheme="minorHAnsi" w:hAnsiTheme="minorHAnsi" w:cstheme="minorHAnsi"/>
+                <w:color w:val="auto"/>
+                <w:sz w:val="28"/>
+                <w:szCs w:val="28"/>
+              </w:rPr>
+              <w:t xml:space="preserve"> Nezami</w:t>
             </w:r>
           </w:p>
         </w:tc>
@@ -17310,6 +17330,15 @@
 </file>
 
 <file path=customXml/item1.xml><?xml version="1.0" encoding="utf-8"?>
+<?mso-contentType ?>
+<FormTemplates xmlns="http://schemas.microsoft.com/sharepoint/v3/contenttype/forms">
+  <Display>DocumentLibraryForm</Display>
+  <Edit>DocumentLibraryForm</Edit>
+  <New>DocumentLibraryForm</New>
+</FormTemplates>
+</file>
+
+<file path=customXml/item2.xml><?xml version="1.0" encoding="utf-8"?>
 <p:properties xmlns:p="http://schemas.microsoft.com/office/2006/metadata/properties" xmlns:xsi="http://www.w3.org/2001/XMLSchema-instance" xmlns:pc="http://schemas.microsoft.com/office/infopath/2007/PartnerControls">
   <documentManagement>
     <lcf76f155ced4ddcb4097134ff3c332f xmlns="a6a4cf9b-fcf8-42fb-8f64-9fad035df620">
@@ -17318,15 +17347,6 @@
     <TaxCatchAll xmlns="bd9411a3-9751-47b5-b7bd-64927d0cbedd" xsi:nil="true"/>
   </documentManagement>
 </p:properties>
-</file>
-
-<file path=customXml/item2.xml><?xml version="1.0" encoding="utf-8"?>
-<?mso-contentType ?>
-<FormTemplates xmlns="http://schemas.microsoft.com/sharepoint/v3/contenttype/forms">
-  <Display>DocumentLibraryForm</Display>
-  <Edit>DocumentLibraryForm</Edit>
-  <New>DocumentLibraryForm</New>
-</FormTemplates>
 </file>
 
 <file path=customXml/item3.xml><?xml version="1.0" encoding="utf-8"?>
@@ -17519,20 +17539,20 @@
 </file>
 
 <file path=customXml/itemProps1.xml><?xml version="1.0" encoding="utf-8"?>
+<ds:datastoreItem xmlns:ds="http://schemas.openxmlformats.org/officeDocument/2006/customXml" ds:itemID="{66A4418A-AC25-46E1-9AF4-9385D2EE962D}">
+  <ds:schemaRefs>
+    <ds:schemaRef ds:uri="http://schemas.microsoft.com/sharepoint/v3/contenttype/forms"/>
+  </ds:schemaRefs>
+</ds:datastoreItem>
+</file>
+
+<file path=customXml/itemProps2.xml><?xml version="1.0" encoding="utf-8"?>
 <ds:datastoreItem xmlns:ds="http://schemas.openxmlformats.org/officeDocument/2006/customXml" ds:itemID="{F24344ED-1AE4-4237-A979-49C41F0ACC60}">
   <ds:schemaRefs>
     <ds:schemaRef ds:uri="http://schemas.microsoft.com/office/2006/metadata/properties"/>
     <ds:schemaRef ds:uri="http://schemas.microsoft.com/office/infopath/2007/PartnerControls"/>
     <ds:schemaRef ds:uri="a6a4cf9b-fcf8-42fb-8f64-9fad035df620"/>
     <ds:schemaRef ds:uri="bd9411a3-9751-47b5-b7bd-64927d0cbedd"/>
-  </ds:schemaRefs>
-</ds:datastoreItem>
-</file>
-
-<file path=customXml/itemProps2.xml><?xml version="1.0" encoding="utf-8"?>
-<ds:datastoreItem xmlns:ds="http://schemas.openxmlformats.org/officeDocument/2006/customXml" ds:itemID="{66A4418A-AC25-46E1-9AF4-9385D2EE962D}">
-  <ds:schemaRefs>
-    <ds:schemaRef ds:uri="http://schemas.microsoft.com/sharepoint/v3/contenttype/forms"/>
   </ds:schemaRefs>
 </ds:datastoreItem>
 </file>
